--- a/Assignments/Aiml Assignment9.docx
+++ b/Assignments/Aiml Assignment9.docx
@@ -38,13 +38,12 @@
           <w:sz w:val="28"/>
           <w:szCs w:val="28"/>
         </w:rPr>
-        <w:t xml:space="preserve">Aim: </w:t>
-      </w:r>
-      <w:r>
-        <w:rPr>
-          <w:rFonts w:ascii="Times New Roman" w:hAnsi="Times New Roman" w:cs="Times New Roman"/>
-        </w:rPr>
-        <w:t>Apply object detection from CCTV Footage.</w:t>
+        <w:t>Aim: Perform object detection from CCTV footage using YOLO.</w:t>
+      </w:r>
+      <w:r>
+        <w:rPr>
+          <w:rFonts w:ascii="Times New Roman" w:hAnsi="Times New Roman" w:cs="Times New Roman"/>
+        </w:rPr>
       </w:r>
     </w:p>
     <w:p>
@@ -87,29 +86,28 @@
         <w:rPr>
           <w:rFonts w:ascii="Times New Roman" w:hAnsi="Times New Roman" w:cs="Times New Roman"/>
         </w:rPr>
-        <w:t xml:space="preserve">from </w:t>
+        <w:t>from ultralytics import YOLO</w:t>
       </w:r>
       <w:proofErr w:type="spellStart"/>
       <w:r>
         <w:rPr>
           <w:rFonts w:ascii="Times New Roman" w:hAnsi="Times New Roman" w:cs="Times New Roman"/>
         </w:rPr>
-        <w:t>ultralytics</w:t>
       </w:r>
       <w:proofErr w:type="spellEnd"/>
       <w:r>
         <w:rPr>
           <w:rFonts w:ascii="Times New Roman" w:hAnsi="Times New Roman" w:cs="Times New Roman"/>
         </w:rPr>
-        <w:t xml:space="preserve"> import YOLO</w:t>
-      </w:r>
-    </w:p>
-    <w:p>
-      <w:pPr>
-        <w:rPr>
-          <w:rFonts w:ascii="Times New Roman" w:hAnsi="Times New Roman" w:cs="Times New Roman"/>
-        </w:rPr>
-      </w:pPr>
+      </w:r>
+    </w:p>
+    <w:p>
+      <w:pPr>
+        <w:rPr>
+          <w:rFonts w:ascii="Times New Roman" w:hAnsi="Times New Roman" w:cs="Times New Roman"/>
+        </w:rPr>
+      </w:pPr>
+      <w:r/>
     </w:p>
     <w:p>
       <w:pPr>
@@ -134,60 +132,62 @@
         <w:rPr>
           <w:rFonts w:ascii="Times New Roman" w:hAnsi="Times New Roman" w:cs="Times New Roman"/>
         </w:rPr>
-        <w:t>model = YOLO("yolo11n.pt")</w:t>
-      </w:r>
-    </w:p>
-    <w:p>
-      <w:pPr>
-        <w:rPr>
-          <w:rFonts w:ascii="Times New Roman" w:hAnsi="Times New Roman" w:cs="Times New Roman"/>
-        </w:rPr>
-      </w:pPr>
-    </w:p>
-    <w:p>
-      <w:pPr>
-        <w:rPr>
-          <w:rFonts w:ascii="Times New Roman" w:hAnsi="Times New Roman" w:cs="Times New Roman"/>
-        </w:rPr>
-      </w:pPr>
-      <w:r>
-        <w:rPr>
-          <w:rFonts w:ascii="Times New Roman" w:hAnsi="Times New Roman" w:cs="Times New Roman"/>
-        </w:rPr>
-        <w:t># Open the CCTV video</w:t>
-      </w:r>
-    </w:p>
-    <w:p>
-      <w:pPr>
-        <w:rPr>
-          <w:rFonts w:ascii="Times New Roman" w:hAnsi="Times New Roman" w:cs="Times New Roman"/>
-        </w:rPr>
-      </w:pPr>
-      <w:r>
-        <w:rPr>
-          <w:rFonts w:ascii="Times New Roman" w:hAnsi="Times New Roman" w:cs="Times New Roman"/>
-        </w:rPr>
-        <w:t>cap = cv2.VideoCapture("crosswalk.avi")</w:t>
-      </w:r>
-    </w:p>
-    <w:p>
-      <w:pPr>
-        <w:rPr>
-          <w:rFonts w:ascii="Times New Roman" w:hAnsi="Times New Roman" w:cs="Times New Roman"/>
-        </w:rPr>
-      </w:pPr>
-    </w:p>
-    <w:p>
-      <w:pPr>
-        <w:rPr>
-          <w:rFonts w:ascii="Times New Roman" w:hAnsi="Times New Roman" w:cs="Times New Roman"/>
-        </w:rPr>
-      </w:pPr>
-      <w:r>
-        <w:rPr>
-          <w:rFonts w:ascii="Times New Roman" w:hAnsi="Times New Roman" w:cs="Times New Roman"/>
-        </w:rPr>
-        <w:t xml:space="preserve">while </w:t>
+        <w:t>detector = YOLO('yolo11n.pt')</w:t>
+      </w:r>
+    </w:p>
+    <w:p>
+      <w:pPr>
+        <w:rPr>
+          <w:rFonts w:ascii="Times New Roman" w:hAnsi="Times New Roman" w:cs="Times New Roman"/>
+        </w:rPr>
+      </w:pPr>
+      <w:r/>
+    </w:p>
+    <w:p>
+      <w:pPr>
+        <w:rPr>
+          <w:rFonts w:ascii="Times New Roman" w:hAnsi="Times New Roman" w:cs="Times New Roman"/>
+        </w:rPr>
+      </w:pPr>
+      <w:r>
+        <w:rPr>
+          <w:rFonts w:ascii="Times New Roman" w:hAnsi="Times New Roman" w:cs="Times New Roman"/>
+        </w:rPr>
+        <w:t># Open the CCTV video file</w:t>
+      </w:r>
+    </w:p>
+    <w:p>
+      <w:pPr>
+        <w:rPr>
+          <w:rFonts w:ascii="Times New Roman" w:hAnsi="Times New Roman" w:cs="Times New Roman"/>
+        </w:rPr>
+      </w:pPr>
+      <w:r>
+        <w:rPr>
+          <w:rFonts w:ascii="Times New Roman" w:hAnsi="Times New Roman" w:cs="Times New Roman"/>
+        </w:rPr>
+        <w:t>video = cv2.VideoCapture('crosswalk.avi')</w:t>
+      </w:r>
+    </w:p>
+    <w:p>
+      <w:pPr>
+        <w:rPr>
+          <w:rFonts w:ascii="Times New Roman" w:hAnsi="Times New Roman" w:cs="Times New Roman"/>
+        </w:rPr>
+      </w:pPr>
+      <w:r/>
+    </w:p>
+    <w:p>
+      <w:pPr>
+        <w:rPr>
+          <w:rFonts w:ascii="Times New Roman" w:hAnsi="Times New Roman" w:cs="Times New Roman"/>
+        </w:rPr>
+      </w:pPr>
+      <w:r>
+        <w:rPr>
+          <w:rFonts w:ascii="Times New Roman" w:hAnsi="Times New Roman" w:cs="Times New Roman"/>
+        </w:rPr>
+        <w:t>while video.isOpened():</w:t>
       </w:r>
       <w:proofErr w:type="spellStart"/>
       <w:proofErr w:type="gramStart"/>
@@ -195,7 +195,6 @@
         <w:rPr>
           <w:rFonts w:ascii="Times New Roman" w:hAnsi="Times New Roman" w:cs="Times New Roman"/>
         </w:rPr>
-        <w:t>cap.isOpened</w:t>
       </w:r>
       <w:proofErr w:type="spellEnd"/>
       <w:proofErr w:type="gramEnd"/>
@@ -203,40 +202,40 @@
         <w:rPr>
           <w:rFonts w:ascii="Times New Roman" w:hAnsi="Times New Roman" w:cs="Times New Roman"/>
         </w:rPr>
-        <w:t>():</w:t>
-      </w:r>
-    </w:p>
-    <w:p>
-      <w:pPr>
-        <w:rPr>
-          <w:rFonts w:ascii="Times New Roman" w:hAnsi="Times New Roman" w:cs="Times New Roman"/>
-        </w:rPr>
-      </w:pPr>
-    </w:p>
-    <w:p>
-      <w:pPr>
-        <w:rPr>
-          <w:rFonts w:ascii="Times New Roman" w:hAnsi="Times New Roman" w:cs="Times New Roman"/>
-        </w:rPr>
-      </w:pPr>
-      <w:r>
-        <w:rPr>
-          <w:rFonts w:ascii="Times New Roman" w:hAnsi="Times New Roman" w:cs="Times New Roman"/>
-        </w:rPr>
-        <w:t>    # Read one frame</w:t>
-      </w:r>
-    </w:p>
-    <w:p>
-      <w:pPr>
-        <w:rPr>
-          <w:rFonts w:ascii="Times New Roman" w:hAnsi="Times New Roman" w:cs="Times New Roman"/>
-        </w:rPr>
-      </w:pPr>
-      <w:r>
-        <w:rPr>
-          <w:rFonts w:ascii="Times New Roman" w:hAnsi="Times New Roman" w:cs="Times New Roman"/>
-        </w:rPr>
-        <w:t xml:space="preserve">    ret, frame = </w:t>
+      </w:r>
+    </w:p>
+    <w:p>
+      <w:pPr>
+        <w:rPr>
+          <w:rFonts w:ascii="Times New Roman" w:hAnsi="Times New Roman" w:cs="Times New Roman"/>
+        </w:rPr>
+      </w:pPr>
+      <w:r/>
+    </w:p>
+    <w:p>
+      <w:pPr>
+        <w:rPr>
+          <w:rFonts w:ascii="Times New Roman" w:hAnsi="Times New Roman" w:cs="Times New Roman"/>
+        </w:rPr>
+      </w:pPr>
+      <w:r>
+        <w:rPr>
+          <w:rFonts w:ascii="Times New Roman" w:hAnsi="Times New Roman" w:cs="Times New Roman"/>
+        </w:rPr>
+        <w:t xml:space="preserve">    # Read one frame at a time</w:t>
+      </w:r>
+    </w:p>
+    <w:p>
+      <w:pPr>
+        <w:rPr>
+          <w:rFonts w:ascii="Times New Roman" w:hAnsi="Times New Roman" w:cs="Times New Roman"/>
+        </w:rPr>
+      </w:pPr>
+      <w:r>
+        <w:rPr>
+          <w:rFonts w:ascii="Times New Roman" w:hAnsi="Times New Roman" w:cs="Times New Roman"/>
+        </w:rPr>
+        <w:t xml:space="preserve">    success, frame = video.read()</w:t>
       </w:r>
       <w:proofErr w:type="spellStart"/>
       <w:proofErr w:type="gramStart"/>
@@ -244,7 +243,6 @@
         <w:rPr>
           <w:rFonts w:ascii="Times New Roman" w:hAnsi="Times New Roman" w:cs="Times New Roman"/>
         </w:rPr>
-        <w:t>cap.read</w:t>
       </w:r>
       <w:proofErr w:type="spellEnd"/>
       <w:proofErr w:type="gramEnd"/>
@@ -252,275 +250,271 @@
         <w:rPr>
           <w:rFonts w:ascii="Times New Roman" w:hAnsi="Times New Roman" w:cs="Times New Roman"/>
         </w:rPr>
-        <w:t>()</w:t>
-      </w:r>
-    </w:p>
-    <w:p>
-      <w:pPr>
-        <w:rPr>
-          <w:rFonts w:ascii="Times New Roman" w:hAnsi="Times New Roman" w:cs="Times New Roman"/>
-        </w:rPr>
-      </w:pPr>
-    </w:p>
-    <w:p>
-      <w:pPr>
-        <w:rPr>
-          <w:rFonts w:ascii="Times New Roman" w:hAnsi="Times New Roman" w:cs="Times New Roman"/>
-        </w:rPr>
-      </w:pPr>
-      <w:r>
-        <w:rPr>
-          <w:rFonts w:ascii="Times New Roman" w:hAnsi="Times New Roman" w:cs="Times New Roman"/>
-        </w:rPr>
-        <w:t>    # Stop when video ends</w:t>
-      </w:r>
-    </w:p>
-    <w:p>
-      <w:pPr>
-        <w:rPr>
-          <w:rFonts w:ascii="Times New Roman" w:hAnsi="Times New Roman" w:cs="Times New Roman"/>
-        </w:rPr>
-      </w:pPr>
-      <w:r>
-        <w:rPr>
-          <w:rFonts w:ascii="Times New Roman" w:hAnsi="Times New Roman" w:cs="Times New Roman"/>
-        </w:rPr>
-        <w:t>    if not ret:</w:t>
-      </w:r>
-    </w:p>
-    <w:p>
-      <w:pPr>
-        <w:rPr>
-          <w:rFonts w:ascii="Times New Roman" w:hAnsi="Times New Roman" w:cs="Times New Roman"/>
-        </w:rPr>
-      </w:pPr>
-      <w:r>
-        <w:rPr>
-          <w:rFonts w:ascii="Times New Roman" w:hAnsi="Times New Roman" w:cs="Times New Roman"/>
-        </w:rPr>
-        <w:t>        break</w:t>
-      </w:r>
-    </w:p>
-    <w:p>
-      <w:pPr>
-        <w:rPr>
-          <w:rFonts w:ascii="Times New Roman" w:hAnsi="Times New Roman" w:cs="Times New Roman"/>
-        </w:rPr>
-      </w:pPr>
-    </w:p>
-    <w:p>
-      <w:pPr>
-        <w:rPr>
-          <w:rFonts w:ascii="Times New Roman" w:hAnsi="Times New Roman" w:cs="Times New Roman"/>
-        </w:rPr>
-      </w:pPr>
-      <w:r>
-        <w:rPr>
-          <w:rFonts w:ascii="Times New Roman" w:hAnsi="Times New Roman" w:cs="Times New Roman"/>
-        </w:rPr>
-        <w:t>    # Detect objects</w:t>
-      </w:r>
-    </w:p>
-    <w:p>
-      <w:pPr>
-        <w:rPr>
-          <w:rFonts w:ascii="Times New Roman" w:hAnsi="Times New Roman" w:cs="Times New Roman"/>
-        </w:rPr>
-      </w:pPr>
-      <w:r>
-        <w:rPr>
-          <w:rFonts w:ascii="Times New Roman" w:hAnsi="Times New Roman" w:cs="Times New Roman"/>
-        </w:rPr>
-        <w:t>    results = model(frame)</w:t>
-      </w:r>
-    </w:p>
-    <w:p>
-      <w:pPr>
-        <w:rPr>
-          <w:rFonts w:ascii="Times New Roman" w:hAnsi="Times New Roman" w:cs="Times New Roman"/>
-        </w:rPr>
-      </w:pPr>
-    </w:p>
-    <w:p>
-      <w:pPr>
-        <w:rPr>
-          <w:rFonts w:ascii="Times New Roman" w:hAnsi="Times New Roman" w:cs="Times New Roman"/>
-        </w:rPr>
-      </w:pPr>
-      <w:r>
-        <w:rPr>
-          <w:rFonts w:ascii="Times New Roman" w:hAnsi="Times New Roman" w:cs="Times New Roman"/>
-        </w:rPr>
-        <w:t>    # Draw bounding boxes</w:t>
-      </w:r>
-    </w:p>
-    <w:p>
-      <w:pPr>
-        <w:rPr>
-          <w:rFonts w:ascii="Times New Roman" w:hAnsi="Times New Roman" w:cs="Times New Roman"/>
-        </w:rPr>
-      </w:pPr>
-      <w:r>
-        <w:rPr>
-          <w:rFonts w:ascii="Times New Roman" w:hAnsi="Times New Roman" w:cs="Times New Roman"/>
-        </w:rPr>
-        <w:t xml:space="preserve">    </w:t>
+      </w:r>
+    </w:p>
+    <w:p>
+      <w:pPr>
+        <w:rPr>
+          <w:rFonts w:ascii="Times New Roman" w:hAnsi="Times New Roman" w:cs="Times New Roman"/>
+        </w:rPr>
+      </w:pPr>
+      <w:r/>
+    </w:p>
+    <w:p>
+      <w:pPr>
+        <w:rPr>
+          <w:rFonts w:ascii="Times New Roman" w:hAnsi="Times New Roman" w:cs="Times New Roman"/>
+        </w:rPr>
+      </w:pPr>
+      <w:r>
+        <w:rPr>
+          <w:rFonts w:ascii="Times New Roman" w:hAnsi="Times New Roman" w:cs="Times New Roman"/>
+        </w:rPr>
+        <w:t xml:space="preserve">    # Stop processing when video ends</w:t>
+      </w:r>
+    </w:p>
+    <w:p>
+      <w:pPr>
+        <w:rPr>
+          <w:rFonts w:ascii="Times New Roman" w:hAnsi="Times New Roman" w:cs="Times New Roman"/>
+        </w:rPr>
+      </w:pPr>
+      <w:r>
+        <w:rPr>
+          <w:rFonts w:ascii="Times New Roman" w:hAnsi="Times New Roman" w:cs="Times New Roman"/>
+        </w:rPr>
+        <w:t xml:space="preserve">    if not success:</w:t>
+      </w:r>
+    </w:p>
+    <w:p>
+      <w:pPr>
+        <w:rPr>
+          <w:rFonts w:ascii="Times New Roman" w:hAnsi="Times New Roman" w:cs="Times New Roman"/>
+        </w:rPr>
+      </w:pPr>
+      <w:r>
+        <w:rPr>
+          <w:rFonts w:ascii="Times New Roman" w:hAnsi="Times New Roman" w:cs="Times New Roman"/>
+        </w:rPr>
+        <w:t xml:space="preserve">        break</w:t>
+      </w:r>
+    </w:p>
+    <w:p>
+      <w:pPr>
+        <w:rPr>
+          <w:rFonts w:ascii="Times New Roman" w:hAnsi="Times New Roman" w:cs="Times New Roman"/>
+        </w:rPr>
+      </w:pPr>
+      <w:r/>
+    </w:p>
+    <w:p>
+      <w:pPr>
+        <w:rPr>
+          <w:rFonts w:ascii="Times New Roman" w:hAnsi="Times New Roman" w:cs="Times New Roman"/>
+        </w:rPr>
+      </w:pPr>
+      <w:r>
+        <w:rPr>
+          <w:rFonts w:ascii="Times New Roman" w:hAnsi="Times New Roman" w:cs="Times New Roman"/>
+        </w:rPr>
+        <w:t xml:space="preserve">    # Run object detection on the frame</w:t>
+      </w:r>
+    </w:p>
+    <w:p>
+      <w:pPr>
+        <w:rPr>
+          <w:rFonts w:ascii="Times New Roman" w:hAnsi="Times New Roman" w:cs="Times New Roman"/>
+        </w:rPr>
+      </w:pPr>
+      <w:r>
+        <w:rPr>
+          <w:rFonts w:ascii="Times New Roman" w:hAnsi="Times New Roman" w:cs="Times New Roman"/>
+        </w:rPr>
+        <w:t xml:space="preserve">    detections = detector(frame)</w:t>
+      </w:r>
+    </w:p>
+    <w:p>
+      <w:pPr>
+        <w:rPr>
+          <w:rFonts w:ascii="Times New Roman" w:hAnsi="Times New Roman" w:cs="Times New Roman"/>
+        </w:rPr>
+      </w:pPr>
+      <w:r/>
+    </w:p>
+    <w:p>
+      <w:pPr>
+        <w:rPr>
+          <w:rFonts w:ascii="Times New Roman" w:hAnsi="Times New Roman" w:cs="Times New Roman"/>
+        </w:rPr>
+      </w:pPr>
+      <w:r>
+        <w:rPr>
+          <w:rFonts w:ascii="Times New Roman" w:hAnsi="Times New Roman" w:cs="Times New Roman"/>
+        </w:rPr>
+        <w:t xml:space="preserve">    # Draw bounding boxes on detected objects</w:t>
+      </w:r>
+    </w:p>
+    <w:p>
+      <w:pPr>
+        <w:rPr>
+          <w:rFonts w:ascii="Times New Roman" w:hAnsi="Times New Roman" w:cs="Times New Roman"/>
+        </w:rPr>
+      </w:pPr>
+      <w:r>
+        <w:rPr>
+          <w:rFonts w:ascii="Times New Roman" w:hAnsi="Times New Roman" w:cs="Times New Roman"/>
+        </w:rPr>
+        <w:t xml:space="preserve">    output_frame = detections[0].plot()</w:t>
       </w:r>
       <w:proofErr w:type="spellStart"/>
       <w:r>
         <w:rPr>
           <w:rFonts w:ascii="Times New Roman" w:hAnsi="Times New Roman" w:cs="Times New Roman"/>
         </w:rPr>
-        <w:t>annotated_frame</w:t>
       </w:r>
       <w:proofErr w:type="spellEnd"/>
       <w:r>
         <w:rPr>
           <w:rFonts w:ascii="Times New Roman" w:hAnsi="Times New Roman" w:cs="Times New Roman"/>
         </w:rPr>
-        <w:t xml:space="preserve"> = results[0</w:t>
       </w:r>
       <w:proofErr w:type="gramStart"/>
       <w:r>
         <w:rPr>
           <w:rFonts w:ascii="Times New Roman" w:hAnsi="Times New Roman" w:cs="Times New Roman"/>
         </w:rPr>
-        <w:t>].plot</w:t>
       </w:r>
       <w:proofErr w:type="gramEnd"/>
       <w:r>
         <w:rPr>
           <w:rFonts w:ascii="Times New Roman" w:hAnsi="Times New Roman" w:cs="Times New Roman"/>
         </w:rPr>
-        <w:t>()</w:t>
-      </w:r>
-    </w:p>
-    <w:p>
-      <w:pPr>
-        <w:rPr>
-          <w:rFonts w:ascii="Times New Roman" w:hAnsi="Times New Roman" w:cs="Times New Roman"/>
-        </w:rPr>
-      </w:pPr>
-    </w:p>
-    <w:p>
-      <w:pPr>
-        <w:rPr>
-          <w:rFonts w:ascii="Times New Roman" w:hAnsi="Times New Roman" w:cs="Times New Roman"/>
-        </w:rPr>
-      </w:pPr>
-      <w:r>
-        <w:rPr>
-          <w:rFonts w:ascii="Times New Roman" w:hAnsi="Times New Roman" w:cs="Times New Roman"/>
-        </w:rPr>
-        <w:t>    # Display the video</w:t>
-      </w:r>
-    </w:p>
-    <w:p>
-      <w:pPr>
-        <w:rPr>
-          <w:rFonts w:ascii="Times New Roman" w:hAnsi="Times New Roman" w:cs="Times New Roman"/>
-        </w:rPr>
-      </w:pPr>
-      <w:r>
-        <w:rPr>
-          <w:rFonts w:ascii="Times New Roman" w:hAnsi="Times New Roman" w:cs="Times New Roman"/>
-        </w:rPr>
-        <w:lastRenderedPageBreak/>
-        <w:t xml:space="preserve">    cv2.imshow("CCTV Object Detection", </w:t>
+      </w:r>
+    </w:p>
+    <w:p>
+      <w:pPr>
+        <w:rPr>
+          <w:rFonts w:ascii="Times New Roman" w:hAnsi="Times New Roman" w:cs="Times New Roman"/>
+        </w:rPr>
+      </w:pPr>
+      <w:r/>
+    </w:p>
+    <w:p>
+      <w:pPr>
+        <w:rPr>
+          <w:rFonts w:ascii="Times New Roman" w:hAnsi="Times New Roman" w:cs="Times New Roman"/>
+        </w:rPr>
+      </w:pPr>
+      <w:r>
+        <w:rPr>
+          <w:rFonts w:ascii="Times New Roman" w:hAnsi="Times New Roman" w:cs="Times New Roman"/>
+        </w:rPr>
+        <w:t xml:space="preserve">    # Show the annotated frame</w:t>
+      </w:r>
+    </w:p>
+    <w:p>
+      <w:pPr>
+        <w:rPr>
+          <w:rFonts w:ascii="Times New Roman" w:hAnsi="Times New Roman" w:cs="Times New Roman"/>
+        </w:rPr>
+      </w:pPr>
+      <w:r>
+        <w:rPr>
+          <w:rFonts w:ascii="Times New Roman" w:hAnsi="Times New Roman" w:cs="Times New Roman"/>
+        </w:rPr>
+        <w:t xml:space="preserve">    cv2.imshow('CCTV Object Detection', output_frame)</w:t>
       </w:r>
       <w:proofErr w:type="spellStart"/>
       <w:r>
         <w:rPr>
           <w:rFonts w:ascii="Times New Roman" w:hAnsi="Times New Roman" w:cs="Times New Roman"/>
         </w:rPr>
-        <w:t>annotated_frame</w:t>
       </w:r>
       <w:proofErr w:type="spellEnd"/>
       <w:r>
         <w:rPr>
           <w:rFonts w:ascii="Times New Roman" w:hAnsi="Times New Roman" w:cs="Times New Roman"/>
         </w:rPr>
-        <w:t>)</w:t>
-      </w:r>
-    </w:p>
-    <w:p>
-      <w:pPr>
-        <w:rPr>
-          <w:rFonts w:ascii="Times New Roman" w:hAnsi="Times New Roman" w:cs="Times New Roman"/>
-        </w:rPr>
-      </w:pPr>
-    </w:p>
-    <w:p>
-      <w:pPr>
-        <w:rPr>
-          <w:rFonts w:ascii="Times New Roman" w:hAnsi="Times New Roman" w:cs="Times New Roman"/>
-        </w:rPr>
-      </w:pPr>
-      <w:r>
-        <w:rPr>
-          <w:rFonts w:ascii="Times New Roman" w:hAnsi="Times New Roman" w:cs="Times New Roman"/>
-        </w:rPr>
-        <w:t>    # Press Q to stop</w:t>
-      </w:r>
-    </w:p>
-    <w:p>
-      <w:pPr>
-        <w:rPr>
-          <w:rFonts w:ascii="Times New Roman" w:hAnsi="Times New Roman" w:cs="Times New Roman"/>
-        </w:rPr>
-      </w:pPr>
-      <w:r>
-        <w:rPr>
-          <w:rFonts w:ascii="Times New Roman" w:hAnsi="Times New Roman" w:cs="Times New Roman"/>
-        </w:rPr>
-        <w:t xml:space="preserve">    if cv2.waitKey(1) &amp; 0xFF == </w:t>
+      </w:r>
+    </w:p>
+    <w:p>
+      <w:pPr>
+        <w:rPr>
+          <w:rFonts w:ascii="Times New Roman" w:hAnsi="Times New Roman" w:cs="Times New Roman"/>
+        </w:rPr>
+      </w:pPr>
+      <w:r/>
+    </w:p>
+    <w:p>
+      <w:pPr>
+        <w:rPr>
+          <w:rFonts w:ascii="Times New Roman" w:hAnsi="Times New Roman" w:cs="Times New Roman"/>
+        </w:rPr>
+      </w:pPr>
+      <w:r>
+        <w:rPr>
+          <w:rFonts w:ascii="Times New Roman" w:hAnsi="Times New Roman" w:cs="Times New Roman"/>
+        </w:rPr>
+        <w:t xml:space="preserve">    # Press Q key to quit</w:t>
+      </w:r>
+    </w:p>
+    <w:p>
+      <w:pPr>
+        <w:rPr>
+          <w:rFonts w:ascii="Times New Roman" w:hAnsi="Times New Roman" w:cs="Times New Roman"/>
+        </w:rPr>
+      </w:pPr>
+      <w:r>
+        <w:rPr>
+          <w:rFonts w:ascii="Times New Roman" w:hAnsi="Times New Roman" w:cs="Times New Roman"/>
+        </w:rPr>
+        <w:t xml:space="preserve">    if cv2.waitKey(1) &amp; 0xFF == ord('q'):</w:t>
       </w:r>
       <w:proofErr w:type="spellStart"/>
       <w:r>
         <w:rPr>
           <w:rFonts w:ascii="Times New Roman" w:hAnsi="Times New Roman" w:cs="Times New Roman"/>
         </w:rPr>
-        <w:t>ord</w:t>
       </w:r>
       <w:proofErr w:type="spellEnd"/>
       <w:r>
         <w:rPr>
           <w:rFonts w:ascii="Times New Roman" w:hAnsi="Times New Roman" w:cs="Times New Roman"/>
         </w:rPr>
-        <w:t>("q"):</w:t>
-      </w:r>
-    </w:p>
-    <w:p>
-      <w:pPr>
-        <w:rPr>
-          <w:rFonts w:ascii="Times New Roman" w:hAnsi="Times New Roman" w:cs="Times New Roman"/>
-        </w:rPr>
-      </w:pPr>
-      <w:r>
-        <w:rPr>
-          <w:rFonts w:ascii="Times New Roman" w:hAnsi="Times New Roman" w:cs="Times New Roman"/>
-        </w:rPr>
-        <w:t>        break</w:t>
-      </w:r>
-    </w:p>
-    <w:p>
-      <w:pPr>
-        <w:rPr>
-          <w:rFonts w:ascii="Times New Roman" w:hAnsi="Times New Roman" w:cs="Times New Roman"/>
-        </w:rPr>
-      </w:pPr>
-    </w:p>
-    <w:p>
-      <w:pPr>
-        <w:rPr>
-          <w:rFonts w:ascii="Times New Roman" w:hAnsi="Times New Roman" w:cs="Times New Roman"/>
-        </w:rPr>
-      </w:pPr>
-      <w:r>
-        <w:rPr>
-          <w:rFonts w:ascii="Times New Roman" w:hAnsi="Times New Roman" w:cs="Times New Roman"/>
-        </w:rPr>
-        <w:t># Release video</w:t>
+      </w:r>
+    </w:p>
+    <w:p>
+      <w:pPr>
+        <w:rPr>
+          <w:rFonts w:ascii="Times New Roman" w:hAnsi="Times New Roman" w:cs="Times New Roman"/>
+        </w:rPr>
+      </w:pPr>
+      <w:r>
+        <w:rPr>
+          <w:rFonts w:ascii="Times New Roman" w:hAnsi="Times New Roman" w:cs="Times New Roman"/>
+        </w:rPr>
+        <w:t xml:space="preserve">        break</w:t>
+      </w:r>
+    </w:p>
+    <w:p>
+      <w:pPr>
+        <w:rPr>
+          <w:rFonts w:ascii="Times New Roman" w:hAnsi="Times New Roman" w:cs="Times New Roman"/>
+        </w:rPr>
+      </w:pPr>
+      <w:r/>
+    </w:p>
+    <w:p>
+      <w:pPr>
+        <w:rPr>
+          <w:rFonts w:ascii="Times New Roman" w:hAnsi="Times New Roman" w:cs="Times New Roman"/>
+        </w:rPr>
+      </w:pPr>
+      <w:r>
+        <w:rPr>
+          <w:rFonts w:ascii="Times New Roman" w:hAnsi="Times New Roman" w:cs="Times New Roman"/>
+        </w:rPr>
+        <w:t># Release resources</w:t>
       </w:r>
     </w:p>
     <w:p>
@@ -535,7 +529,7 @@
         <w:rPr>
           <w:rFonts w:ascii="Times New Roman" w:hAnsi="Times New Roman" w:cs="Times New Roman"/>
         </w:rPr>
-        <w:t>cap.release</w:t>
+        <w:t>video.release()</w:t>
       </w:r>
       <w:proofErr w:type="spellEnd"/>
       <w:proofErr w:type="gramEnd"/>
@@ -543,7 +537,6 @@
         <w:rPr>
           <w:rFonts w:ascii="Times New Roman" w:hAnsi="Times New Roman" w:cs="Times New Roman"/>
         </w:rPr>
-        <w:t>()</w:t>
       </w:r>
     </w:p>
     <w:p>
@@ -565,6 +558,7 @@
           <w:rFonts w:ascii="Times New Roman" w:hAnsi="Times New Roman" w:cs="Times New Roman"/>
         </w:rPr>
       </w:pPr>
+      <w:r/>
     </w:p>
     <w:p>
       <w:pPr>
@@ -606,47 +600,6 @@
           <w:sz w:val="28"/>
           <w:szCs w:val="28"/>
         </w:rPr>
-        <w:drawing>
-          <wp:inline distT="0" distB="0" distL="0" distR="0" wp14:anchorId="38B16459" wp14:editId="64F600CA">
-            <wp:extent cx="5731510" cy="2822575"/>
-            <wp:effectExtent l="0" t="0" r="2540" b="0"/>
-            <wp:docPr id="11973710" name="Picture 1"/>
-            <wp:cNvGraphicFramePr>
-              <a:graphicFrameLocks xmlns:a="http://schemas.openxmlformats.org/drawingml/2006/main" noChangeAspect="1"/>
-            </wp:cNvGraphicFramePr>
-            <a:graphic xmlns:a="http://schemas.openxmlformats.org/drawingml/2006/main">
-              <a:graphicData uri="http://schemas.openxmlformats.org/drawingml/2006/picture">
-                <pic:pic xmlns:pic="http://schemas.openxmlformats.org/drawingml/2006/picture">
-                  <pic:nvPicPr>
-                    <pic:cNvPr id="11973710" name="Picture 11973710"/>
-                    <pic:cNvPicPr/>
-                  </pic:nvPicPr>
-                  <pic:blipFill>
-                    <a:blip r:embed="rId4" cstate="print">
-                      <a:extLst>
-                        <a:ext uri="{28A0092B-C50C-407E-A947-70E740481C1C}">
-                          <a14:useLocalDpi xmlns:a14="http://schemas.microsoft.com/office/drawing/2010/main" val="0"/>
-                        </a:ext>
-                      </a:extLst>
-                    </a:blip>
-                    <a:stretch>
-                      <a:fillRect/>
-                    </a:stretch>
-                  </pic:blipFill>
-                  <pic:spPr>
-                    <a:xfrm>
-                      <a:off x="0" y="0"/>
-                      <a:ext cx="5731510" cy="2822575"/>
-                    </a:xfrm>
-                    <a:prstGeom prst="rect">
-                      <a:avLst/>
-                    </a:prstGeom>
-                  </pic:spPr>
-                </pic:pic>
-              </a:graphicData>
-            </a:graphic>
-          </wp:inline>
-        </w:drawing>
       </w:r>
     </w:p>
     <w:p>
@@ -668,48 +621,6 @@
           <w:sz w:val="28"/>
           <w:szCs w:val="28"/>
         </w:rPr>
-        <w:lastRenderedPageBreak/>
-        <w:drawing>
-          <wp:inline distT="0" distB="0" distL="0" distR="0" wp14:anchorId="5C99B748" wp14:editId="66C9C0CA">
-            <wp:extent cx="5731510" cy="4185920"/>
-            <wp:effectExtent l="0" t="0" r="2540" b="5080"/>
-            <wp:docPr id="1251402750" name="Picture 2"/>
-            <wp:cNvGraphicFramePr>
-              <a:graphicFrameLocks xmlns:a="http://schemas.openxmlformats.org/drawingml/2006/main" noChangeAspect="1"/>
-            </wp:cNvGraphicFramePr>
-            <a:graphic xmlns:a="http://schemas.openxmlformats.org/drawingml/2006/main">
-              <a:graphicData uri="http://schemas.openxmlformats.org/drawingml/2006/picture">
-                <pic:pic xmlns:pic="http://schemas.openxmlformats.org/drawingml/2006/picture">
-                  <pic:nvPicPr>
-                    <pic:cNvPr id="1251402750" name="Picture 1251402750"/>
-                    <pic:cNvPicPr/>
-                  </pic:nvPicPr>
-                  <pic:blipFill>
-                    <a:blip r:embed="rId5">
-                      <a:extLst>
-                        <a:ext uri="{28A0092B-C50C-407E-A947-70E740481C1C}">
-                          <a14:useLocalDpi xmlns:a14="http://schemas.microsoft.com/office/drawing/2010/main" val="0"/>
-                        </a:ext>
-                      </a:extLst>
-                    </a:blip>
-                    <a:stretch>
-                      <a:fillRect/>
-                    </a:stretch>
-                  </pic:blipFill>
-                  <pic:spPr>
-                    <a:xfrm>
-                      <a:off x="0" y="0"/>
-                      <a:ext cx="5731510" cy="4185920"/>
-                    </a:xfrm>
-                    <a:prstGeom prst="rect">
-                      <a:avLst/>
-                    </a:prstGeom>
-                  </pic:spPr>
-                </pic:pic>
-              </a:graphicData>
-            </a:graphic>
-          </wp:inline>
-        </w:drawing>
       </w:r>
     </w:p>
     <w:sectPr>
